--- a/Aula41/Guia Prático-41.docx
+++ b/Aula41/Guia Prático-41.docx
@@ -1142,6 +1142,7 @@
           <w:kern w:val="0"/>
           <w:sz w:val="24"/>
           <w:szCs w:val="24"/>
+          <w:bdr w:val="none" w:sz="0" w:space="0" w:color="auto" w:frame="1"/>
           <w:lang w:eastAsia="pt-BR"/>
           <w14:ligatures w14:val="none"/>
         </w:rPr>
@@ -1511,6 +1512,50 @@
     <w:p>
       <w:pPr>
         <w:spacing w:before="100" w:beforeAutospacing="1" w:after="0" w:line="240" w:lineRule="auto"/>
+        <w:rPr>
+          <w:rFonts w:ascii="Times New Roman" w:eastAsia="Times New Roman" w:hAnsi="Times New Roman" w:cs="Times New Roman"/>
+          <w:color w:val="1F1F1F"/>
+          <w:kern w:val="0"/>
+          <w:sz w:val="24"/>
+          <w:szCs w:val="24"/>
+          <w:bdr w:val="none" w:sz="0" w:space="0" w:color="auto" w:frame="1"/>
+          <w:lang w:eastAsia="pt-BR"/>
+          <w14:ligatures w14:val="none"/>
+        </w:rPr>
+      </w:pPr>
+    </w:p>
+    <w:p>
+      <w:pPr>
+        <w:spacing w:before="100" w:beforeAutospacing="1" w:after="0" w:line="240" w:lineRule="auto"/>
+        <w:rPr>
+          <w:rFonts w:ascii="Times New Roman" w:eastAsia="Times New Roman" w:hAnsi="Times New Roman" w:cs="Times New Roman"/>
+          <w:color w:val="1F1F1F"/>
+          <w:kern w:val="0"/>
+          <w:sz w:val="24"/>
+          <w:szCs w:val="24"/>
+          <w:bdr w:val="none" w:sz="0" w:space="0" w:color="auto" w:frame="1"/>
+          <w:lang w:eastAsia="pt-BR"/>
+          <w14:ligatures w14:val="none"/>
+        </w:rPr>
+      </w:pPr>
+    </w:p>
+    <w:p>
+      <w:pPr>
+        <w:spacing w:before="100" w:beforeAutospacing="1" w:after="0" w:line="240" w:lineRule="auto"/>
+        <w:rPr>
+          <w:rFonts w:ascii="Times New Roman" w:eastAsia="Times New Roman" w:hAnsi="Times New Roman" w:cs="Times New Roman"/>
+          <w:color w:val="1F1F1F"/>
+          <w:kern w:val="0"/>
+          <w:sz w:val="24"/>
+          <w:szCs w:val="24"/>
+          <w:lang w:eastAsia="pt-BR"/>
+          <w14:ligatures w14:val="none"/>
+        </w:rPr>
+      </w:pPr>
+    </w:p>
+    <w:p>
+      <w:pPr>
+        <w:spacing w:before="100" w:beforeAutospacing="1" w:after="0" w:line="240" w:lineRule="auto"/>
         <w:outlineLvl w:val="1"/>
         <w:rPr>
           <w:rFonts w:ascii="Times New Roman" w:eastAsia="Times New Roman" w:hAnsi="Times New Roman" w:cs="Times New Roman"/>
@@ -1536,6 +1581,7 @@
           <w:lang w:eastAsia="pt-BR"/>
           <w14:ligatures w14:val="none"/>
         </w:rPr>
+        <w:lastRenderedPageBreak/>
         <w:t>📊</w:t>
       </w:r>
       <w:r>
@@ -1646,7 +1692,6 @@
           <w:lang w:eastAsia="pt-BR"/>
           <w14:ligatures w14:val="none"/>
         </w:rPr>
-        <w:lastRenderedPageBreak/>
         <w:t xml:space="preserve">As vendas de </w:t>
       </w:r>
       <w:proofErr w:type="gramStart"/>
@@ -3050,7 +3095,21 @@
           <w:lang w:eastAsia="pt-BR"/>
           <w14:ligatures w14:val="none"/>
         </w:rPr>
-        <w:t xml:space="preserve"> O prompt que usamos para criar a mensagem de LinkedIn na missão anterior gerou um texto excelente e será usado por toda a equipe de Vendas. </w:t>
+        <w:t xml:space="preserve"> O prompt que usamos para criar a mensagem de LinkedIn na missão anterior gerou um texto excelente e será </w:t>
+      </w:r>
+      <w:r>
+        <w:rPr>
+          <w:rFonts w:ascii="Times New Roman" w:eastAsia="Times New Roman" w:hAnsi="Times New Roman" w:cs="Times New Roman"/>
+          <w:color w:val="1F1F1F"/>
+          <w:kern w:val="0"/>
+          <w:sz w:val="24"/>
+          <w:szCs w:val="24"/>
+          <w:bdr w:val="none" w:sz="0" w:space="0" w:color="auto" w:frame="1"/>
+          <w:lang w:eastAsia="pt-BR"/>
+          <w14:ligatures w14:val="none"/>
+        </w:rPr>
+        <w:lastRenderedPageBreak/>
+        <w:t xml:space="preserve">usado por toda a equipe de Vendas. </w:t>
       </w:r>
       <w:r>
         <w:rPr>
@@ -3106,21 +3165,7 @@
           <w:lang w:eastAsia="pt-BR"/>
           <w14:ligatures w14:val="none"/>
         </w:rPr>
-        <w:t xml:space="preserve"> Padrão Operacional" (SOP) documentando esse Prompt para que novos funcionários saibam como usá-lo no ChatGPT. Explique brevemente o que cada letra do método P.C.T.F. significa neste </w:t>
-      </w:r>
-      <w:r>
-        <w:rPr>
-          <w:rFonts w:ascii="Times New Roman" w:eastAsia="Times New Roman" w:hAnsi="Times New Roman" w:cs="Times New Roman"/>
-          <w:color w:val="1F1F1F"/>
-          <w:kern w:val="0"/>
-          <w:sz w:val="24"/>
-          <w:szCs w:val="24"/>
-          <w:bdr w:val="none" w:sz="0" w:space="0" w:color="auto" w:frame="1"/>
-          <w:lang w:eastAsia="pt-BR"/>
-          <w14:ligatures w14:val="none"/>
-        </w:rPr>
-        <w:lastRenderedPageBreak/>
-        <w:t xml:space="preserve">caso. </w:t>
+        <w:t xml:space="preserve"> Padrão Operacional" (SOP) documentando esse Prompt para que novos funcionários saibam como usá-lo no ChatGPT. Explique brevemente o que cada letra do método P.C.T.F. significa neste caso. </w:t>
       </w:r>
       <w:r>
         <w:rPr>
